--- a/examples/sample-reports/acme/CSW-Posture-Brief-acme.docx
+++ b/examples/sample-reports/acme/CSW-Posture-Brief-acme.docx
@@ -356,6 +356,22 @@
       <w:r>
         <w:t xml:space="preserve">Strong agent coverage means flow analytics, ADM recommendations, and policy enforcement are operating on the real estate, not a sample.</w:t>
       </w:r>
+      <w:r>
+        <w:t xml:space="preserve"> </w:t>
+      </w:r>
+      <w:r>
+        <w:rPr>
+          <w:i/>
+          <w:iCs/>
+        </w:rPr>
+        <w:t xml:space="preserve">Reinforces:</w:t>
+      </w:r>
+      <w:r>
+        <w:t xml:space="preserve"> </w:t>
+      </w:r>
+      <w:r>
+        <w:t xml:space="preserve">HIPAA (2); PCI-DSS (1); NIST-800-53 (2); DORA (2).</w:t>
+      </w:r>
     </w:p>
     <w:p>
       <w:pPr>
@@ -378,6 +394,22 @@
       <w:r>
         <w:t xml:space="preserve">A populated policy library indicates segmentation is past initial discovery and into active design.</w:t>
       </w:r>
+      <w:r>
+        <w:t xml:space="preserve"> </w:t>
+      </w:r>
+      <w:r>
+        <w:rPr>
+          <w:i/>
+          <w:iCs/>
+        </w:rPr>
+        <w:t xml:space="preserve">Reinforces:</w:t>
+      </w:r>
+      <w:r>
+        <w:t xml:space="preserve"> </w:t>
+      </w:r>
+      <w:r>
+        <w:t xml:space="preserve">HIPAA (2); PCI-DSS (3); NIST-800-53 (4); DORA (1).</w:t>
+      </w:r>
     </w:p>
     <w:p>
       <w:pPr>
@@ -400,6 +432,22 @@
       <w:r>
         <w:t xml:space="preserve">Enforcement-mode policies are the difference between an audit narrative and a control. This ratio is the single best evidence the program is operational.</w:t>
       </w:r>
+      <w:r>
+        <w:t xml:space="preserve"> </w:t>
+      </w:r>
+      <w:r>
+        <w:rPr>
+          <w:i/>
+          <w:iCs/>
+        </w:rPr>
+        <w:t xml:space="preserve">Reinforces:</w:t>
+      </w:r>
+      <w:r>
+        <w:t xml:space="preserve"> </w:t>
+      </w:r>
+      <w:r>
+        <w:t xml:space="preserve">HIPAA (2); PCI-DSS (3); NIST-800-53 (4); DORA (1).</w:t>
+      </w:r>
     </w:p>
     <w:p>
       <w:pPr>
@@ -422,6 +470,22 @@
       <w:r>
         <w:t xml:space="preserve">A scope hierarchy this deep means the segmentation model reflects organisational reality - prerequisite for least-privilege at scale.</w:t>
       </w:r>
+      <w:r>
+        <w:t xml:space="preserve"> </w:t>
+      </w:r>
+      <w:r>
+        <w:rPr>
+          <w:i/>
+          <w:iCs/>
+        </w:rPr>
+        <w:t xml:space="preserve">Reinforces:</w:t>
+      </w:r>
+      <w:r>
+        <w:t xml:space="preserve"> </w:t>
+      </w:r>
+      <w:r>
+        <w:t xml:space="preserve">HIPAA (2); PCI-DSS (1); NIST-800-53 (2); DORA (2).</w:t>
+      </w:r>
     </w:p>
     <w:p>
       <w:pPr>
@@ -444,6 +508,22 @@
       <w:r>
         <w:t xml:space="preserve">Re-using a single set of CSW evidence across multiple frameworks is the headline value proposition - this tenant is realising it.</w:t>
       </w:r>
+      <w:r>
+        <w:t xml:space="preserve"> </w:t>
+      </w:r>
+      <w:r>
+        <w:rPr>
+          <w:i/>
+          <w:iCs/>
+        </w:rPr>
+        <w:t xml:space="preserve">Reinforces:</w:t>
+      </w:r>
+      <w:r>
+        <w:t xml:space="preserve"> </w:t>
+      </w:r>
+      <w:r>
+        <w:t xml:space="preserve">HIPAA (6); PCI-DSS (5); NIST-800-53 (7); DORA (3).</w:t>
+      </w:r>
     </w:p>
     <w:bookmarkEnd w:id="10"/>
     <w:bookmarkStart w:id="11" w:name="where-to-focus-next-4"/>
@@ -457,132 +537,412 @@
     </w:p>
     <w:p>
       <w:pPr>
-        <w:pStyle w:val="Compact"/>
-        <w:numPr>
-          <w:ilvl w:val="0"/>
-          <w:numId w:val="1002"/>
-        </w:numPr>
+        <w:pStyle w:val="BlockText"/>
       </w:pPr>
       <w:r>
         <w:rPr>
           <w:b/>
           <w:bCs/>
         </w:rPr>
-        <w:t xml:space="preserve">Few absolute policies in place</w:t>
-      </w:r>
-      <w:r>
-        <w:t xml:space="preserve"> </w:t>
-      </w:r>
-      <w:r>
-        <w:rPr>
-          <w:i/>
-          <w:iCs/>
-        </w:rPr>
-        <w:t xml:space="preserve">(category: segmentation; estimated +6 pts if addressed).</w:t>
-      </w:r>
-      <w:r>
-        <w:t xml:space="preserve"> </w:t>
-      </w:r>
-      <w:r>
-        <w:t xml:space="preserve">Absolute policies are the right tool for crown-jewel isolation (PHI, cardholder data, regulated systems). Their absence indicates the segmentation strategy is still permissive-by-default.</w:t>
-      </w:r>
-    </w:p>
-    <w:p>
-      <w:pPr>
-        <w:pStyle w:val="Compact"/>
-        <w:numPr>
-          <w:ilvl w:val="0"/>
-          <w:numId w:val="1002"/>
-        </w:numPr>
-      </w:pPr>
+        <w:t xml:space="preserve">Compliance reach.</w:t>
+      </w:r>
+      <w:r>
+        <w:t xml:space="preserve"> </w:t>
+      </w:r>
+      <w:r>
+        <w:t xml:space="preserve">Addressing the items below would help close</w:t>
+      </w:r>
+      <w:r>
+        <w:t xml:space="preserve"> </w:t>
+      </w:r>
       <w:r>
         <w:rPr>
           <w:b/>
           <w:bCs/>
         </w:rPr>
-        <w:t xml:space="preserve">64 policies remain in monitor mode</w:t>
-      </w:r>
-      <w:r>
-        <w:t xml:space="preserve"> </w:t>
-      </w:r>
-      <w:r>
-        <w:rPr>
-          <w:i/>
-          <w:iCs/>
-        </w:rPr>
-        <w:t xml:space="preserve">(category: segmentation; estimated +3 pts if addressed).</w:t>
-      </w:r>
-      <w:r>
-        <w:t xml:space="preserve"> </w:t>
-      </w:r>
-      <w:r>
-        <w:t xml:space="preserve">Monitor-mode policies generate evidence but do not block lateral movement. Promoting reviewed policies to enforce directly improves the segmentation score component.</w:t>
-      </w:r>
-    </w:p>
-    <w:p>
-      <w:pPr>
-        <w:pStyle w:val="Compact"/>
-        <w:numPr>
-          <w:ilvl w:val="0"/>
-          <w:numId w:val="1002"/>
-        </w:numPr>
-      </w:pPr>
+        <w:t xml:space="preserve">~7 not-yet-met controls</w:t>
+      </w:r>
+      <w:r>
+        <w:t xml:space="preserve"> </w:t>
+      </w:r>
+      <w:r>
+        <w:t xml:space="preserve">across</w:t>
+      </w:r>
+      <w:r>
+        <w:t xml:space="preserve"> </w:t>
+      </w:r>
       <w:r>
         <w:rPr>
           <w:b/>
           <w:bCs/>
         </w:rPr>
-        <w:t xml:space="preserve">7 critical CVEs on workloads</w:t>
-      </w:r>
-      <w:r>
-        <w:t xml:space="preserve"> </w:t>
-      </w:r>
-      <w:r>
-        <w:rPr>
-          <w:i/>
-          <w:iCs/>
-        </w:rPr>
-        <w:t xml:space="preserve">(category: hygiene; estimated +3 pts if addressed).</w:t>
-      </w:r>
-      <w:r>
-        <w:t xml:space="preserve"> </w:t>
-      </w:r>
-      <w:r>
-        <w:t xml:space="preserve">CSW correlates package CVEs to running processes. Each critical CVE on an internet-reachable workload is a candidate for escalation to patching or compensating policy.</w:t>
+        <w:t xml:space="preserve">4 frameworks</w:t>
+      </w:r>
+      <w:r>
+        <w:t xml:space="preserve"> </w:t>
+      </w:r>
+      <w:r>
+        <w:t xml:space="preserve">(HIPAA, NIST-800-53, PCI-DSS, DORA). The "Affects" column lists the</w:t>
+      </w:r>
+      <w:r>
+        <w:t xml:space="preserve"> </w:t>
+      </w:r>
+      <w:r>
+        <w:t xml:space="preserve">framework and the count of controls per row.</w:t>
       </w:r>
     </w:p>
-    <w:p>
-      <w:pPr>
-        <w:pStyle w:val="Compact"/>
-        <w:numPr>
-          <w:ilvl w:val="0"/>
-          <w:numId w:val="1002"/>
-        </w:numPr>
-      </w:pPr>
-      <w:r>
-        <w:rPr>
-          <w:b/>
-          <w:bCs/>
-        </w:rPr>
-        <w:t xml:space="preserve">208 workloads without an agent</w:t>
-      </w:r>
-      <w:r>
-        <w:t xml:space="preserve"> </w:t>
-      </w:r>
-      <w:r>
-        <w:rPr>
-          <w:i/>
-          <w:iCs/>
-        </w:rPr>
-        <w:t xml:space="preserve">(category: visibility; estimated +1 pts if addressed).</w:t>
-      </w:r>
-      <w:r>
-        <w:t xml:space="preserve"> </w:t>
-      </w:r>
-      <w:r>
-        <w:t xml:space="preserve">Workloads outside agent coverage are invisible to flow analytics, ADM, and policy enforcement. Closing this gap unlocks visibility-driven controls in every framework.</w:t>
-      </w:r>
-    </w:p>
+    <w:tbl>
+      <w:tblPr>
+        <w:tblStyle w:val="Table"/>
+        <w:tblW w:type="auto" w:w="0"/>
+        <w:tblLook w:firstRow="1" w:lastRow="0" w:firstColumn="0" w:lastColumn="0" w:noHBand="0" w:noVBand="0" w:val="0020"/>
+      </w:tblPr>
+      <w:tblGrid>
+        <w:gridCol w:w="1584"/>
+        <w:gridCol w:w="1584"/>
+        <w:gridCol w:w="1584"/>
+        <w:gridCol w:w="1584"/>
+        <w:gridCol w:w="1584"/>
+      </w:tblGrid>
+      <w:tr>
+        <w:trPr>
+          <w:tblHeader w:val="on"/>
+        </w:trPr>
+        <w:tc>
+          <w:tcPr/>
+          <w:p>
+            <w:pPr>
+              <w:pStyle w:val="Compact"/>
+              <w:jc w:val="right"/>
+            </w:pPr>
+            <w:r>
+              <w:t xml:space="preserve">#</w:t>
+            </w:r>
+          </w:p>
+        </w:tc>
+        <w:tc>
+          <w:tcPr/>
+          <w:p>
+            <w:pPr>
+              <w:pStyle w:val="Compact"/>
+            </w:pPr>
+            <w:r>
+              <w:t xml:space="preserve">Risk</w:t>
+            </w:r>
+          </w:p>
+        </w:tc>
+        <w:tc>
+          <w:tcPr/>
+          <w:p>
+            <w:pPr>
+              <w:pStyle w:val="Compact"/>
+            </w:pPr>
+            <w:r>
+              <w:t xml:space="preserve">Category</w:t>
+            </w:r>
+          </w:p>
+        </w:tc>
+        <w:tc>
+          <w:tcPr/>
+          <w:p>
+            <w:pPr>
+              <w:pStyle w:val="Compact"/>
+              <w:jc w:val="right"/>
+            </w:pPr>
+            <w:r>
+              <w:t xml:space="preserve">Impact</w:t>
+            </w:r>
+          </w:p>
+        </w:tc>
+        <w:tc>
+          <w:tcPr/>
+          <w:p>
+            <w:pPr>
+              <w:pStyle w:val="Compact"/>
+            </w:pPr>
+            <w:r>
+              <w:t xml:space="preserve">Affects</w:t>
+            </w:r>
+          </w:p>
+        </w:tc>
+      </w:tr>
+      <w:tr>
+        <w:tc>
+          <w:tcPr/>
+          <w:p>
+            <w:pPr>
+              <w:pStyle w:val="Compact"/>
+              <w:jc w:val="right"/>
+            </w:pPr>
+            <w:r>
+              <w:t xml:space="preserve">1</w:t>
+            </w:r>
+          </w:p>
+        </w:tc>
+        <w:tc>
+          <w:tcPr/>
+          <w:p>
+            <w:pPr>
+              <w:pStyle w:val="Compact"/>
+            </w:pPr>
+            <w:r>
+              <w:rPr>
+                <w:b/>
+                <w:bCs/>
+              </w:rPr>
+              <w:t xml:space="preserve">Few absolute policies in place</w:t>
+            </w:r>
+            <w:r>
+              <w:t xml:space="preserve"> </w:t>
+            </w:r>
+            <w:r>
+              <w:t xml:space="preserve">— Absolute policies are the right tool for crown-jewel isolation (PHI, cardholder data, regulated systems). Their absence indicates the segmentation strategy is still permissive-by-default.</w:t>
+            </w:r>
+          </w:p>
+        </w:tc>
+        <w:tc>
+          <w:tcPr/>
+          <w:p>
+            <w:pPr>
+              <w:pStyle w:val="Compact"/>
+            </w:pPr>
+            <w:r>
+              <w:t xml:space="preserve">segmentation</w:t>
+            </w:r>
+          </w:p>
+        </w:tc>
+        <w:tc>
+          <w:tcPr/>
+          <w:p>
+            <w:pPr>
+              <w:pStyle w:val="Compact"/>
+              <w:jc w:val="right"/>
+            </w:pPr>
+            <w:r>
+              <w:t xml:space="preserve">+6 pts</w:t>
+            </w:r>
+          </w:p>
+        </w:tc>
+        <w:tc>
+          <w:tcPr/>
+          <w:p>
+            <w:pPr>
+              <w:pStyle w:val="Compact"/>
+            </w:pPr>
+            <w:r>
+              <w:t xml:space="preserve">HIPAA (1); NIST-800-53 (1)</w:t>
+            </w:r>
+          </w:p>
+        </w:tc>
+      </w:tr>
+      <w:tr>
+        <w:tc>
+          <w:tcPr/>
+          <w:p>
+            <w:pPr>
+              <w:pStyle w:val="Compact"/>
+              <w:jc w:val="right"/>
+            </w:pPr>
+            <w:r>
+              <w:t xml:space="preserve">2</w:t>
+            </w:r>
+          </w:p>
+        </w:tc>
+        <w:tc>
+          <w:tcPr/>
+          <w:p>
+            <w:pPr>
+              <w:pStyle w:val="Compact"/>
+            </w:pPr>
+            <w:r>
+              <w:rPr>
+                <w:b/>
+                <w:bCs/>
+              </w:rPr>
+              <w:t xml:space="preserve">64 policies remain in monitor mode</w:t>
+            </w:r>
+            <w:r>
+              <w:t xml:space="preserve"> </w:t>
+            </w:r>
+            <w:r>
+              <w:t xml:space="preserve">— Monitor-mode policies generate evidence but do not block lateral movement. Promoting reviewed policies to enforce directly improves the segmentation score component.</w:t>
+            </w:r>
+          </w:p>
+        </w:tc>
+        <w:tc>
+          <w:tcPr/>
+          <w:p>
+            <w:pPr>
+              <w:pStyle w:val="Compact"/>
+            </w:pPr>
+            <w:r>
+              <w:t xml:space="preserve">segmentation</w:t>
+            </w:r>
+          </w:p>
+        </w:tc>
+        <w:tc>
+          <w:tcPr/>
+          <w:p>
+            <w:pPr>
+              <w:pStyle w:val="Compact"/>
+              <w:jc w:val="right"/>
+            </w:pPr>
+            <w:r>
+              <w:t xml:space="preserve">+3 pts</w:t>
+            </w:r>
+          </w:p>
+        </w:tc>
+        <w:tc>
+          <w:tcPr/>
+          <w:p>
+            <w:pPr>
+              <w:pStyle w:val="Compact"/>
+            </w:pPr>
+            <w:r>
+              <w:t xml:space="preserve">HIPAA (1); NIST-800-53 (1)</w:t>
+            </w:r>
+          </w:p>
+        </w:tc>
+      </w:tr>
+      <w:tr>
+        <w:tc>
+          <w:tcPr/>
+          <w:p>
+            <w:pPr>
+              <w:pStyle w:val="Compact"/>
+              <w:jc w:val="right"/>
+            </w:pPr>
+            <w:r>
+              <w:t xml:space="preserve">3</w:t>
+            </w:r>
+          </w:p>
+        </w:tc>
+        <w:tc>
+          <w:tcPr/>
+          <w:p>
+            <w:pPr>
+              <w:pStyle w:val="Compact"/>
+            </w:pPr>
+            <w:r>
+              <w:rPr>
+                <w:b/>
+                <w:bCs/>
+              </w:rPr>
+              <w:t xml:space="preserve">7 critical CVEs on workloads</w:t>
+            </w:r>
+            <w:r>
+              <w:t xml:space="preserve"> </w:t>
+            </w:r>
+            <w:r>
+              <w:t xml:space="preserve">— CSW correlates package CVEs to running processes. Each critical CVE on an internet-reachable workload is a candidate for escalation to patching or compensating policy.</w:t>
+            </w:r>
+          </w:p>
+        </w:tc>
+        <w:tc>
+          <w:tcPr/>
+          <w:p>
+            <w:pPr>
+              <w:pStyle w:val="Compact"/>
+            </w:pPr>
+            <w:r>
+              <w:t xml:space="preserve">hygiene</w:t>
+            </w:r>
+          </w:p>
+        </w:tc>
+        <w:tc>
+          <w:tcPr/>
+          <w:p>
+            <w:pPr>
+              <w:pStyle w:val="Compact"/>
+              <w:jc w:val="right"/>
+            </w:pPr>
+            <w:r>
+              <w:t xml:space="preserve">+3 pts</w:t>
+            </w:r>
+          </w:p>
+        </w:tc>
+        <w:tc>
+          <w:tcPr/>
+          <w:p>
+            <w:pPr>
+              <w:pStyle w:val="Compact"/>
+            </w:pPr>
+            <w:r>
+              <w:t xml:space="preserve">PCI-DSS (1); DORA (1)</w:t>
+            </w:r>
+          </w:p>
+        </w:tc>
+      </w:tr>
+      <w:tr>
+        <w:tc>
+          <w:tcPr/>
+          <w:p>
+            <w:pPr>
+              <w:pStyle w:val="Compact"/>
+              <w:jc w:val="right"/>
+            </w:pPr>
+            <w:r>
+              <w:t xml:space="preserve">4</w:t>
+            </w:r>
+          </w:p>
+        </w:tc>
+        <w:tc>
+          <w:tcPr/>
+          <w:p>
+            <w:pPr>
+              <w:pStyle w:val="Compact"/>
+            </w:pPr>
+            <w:r>
+              <w:rPr>
+                <w:b/>
+                <w:bCs/>
+              </w:rPr>
+              <w:t xml:space="preserve">208 workloads without an agent</w:t>
+            </w:r>
+            <w:r>
+              <w:t xml:space="preserve"> </w:t>
+            </w:r>
+            <w:r>
+              <w:t xml:space="preserve">— Workloads outside agent coverage are invisible to flow analytics, ADM, and policy enforcement. Closing this gap unlocks visibility-driven controls in every framework.</w:t>
+            </w:r>
+          </w:p>
+        </w:tc>
+        <w:tc>
+          <w:tcPr/>
+          <w:p>
+            <w:pPr>
+              <w:pStyle w:val="Compact"/>
+            </w:pPr>
+            <w:r>
+              <w:t xml:space="preserve">visibility</w:t>
+            </w:r>
+          </w:p>
+        </w:tc>
+        <w:tc>
+          <w:tcPr/>
+          <w:p>
+            <w:pPr>
+              <w:pStyle w:val="Compact"/>
+              <w:jc w:val="right"/>
+            </w:pPr>
+            <w:r>
+              <w:t xml:space="preserve">+1 pts</w:t>
+            </w:r>
+          </w:p>
+        </w:tc>
+        <w:tc>
+          <w:tcPr/>
+          <w:p>
+            <w:pPr>
+              <w:pStyle w:val="Compact"/>
+            </w:pPr>
+            <w:r>
+              <w:t xml:space="preserve">PCI-DSS (1)</w:t>
+            </w:r>
+          </w:p>
+        </w:tc>
+      </w:tr>
+    </w:tbl>
     <w:p>
       <w:r>
         <w:pict>
@@ -1181,7 +1541,7 @@
         <w:pStyle w:val="Compact"/>
         <w:numPr>
           <w:ilvl w:val="0"/>
-          <w:numId w:val="1003"/>
+          <w:numId w:val="1002"/>
         </w:numPr>
       </w:pPr>
       <w:r>
@@ -1224,7 +1584,7 @@
         <w:pStyle w:val="Compact"/>
         <w:numPr>
           <w:ilvl w:val="0"/>
-          <w:numId w:val="1003"/>
+          <w:numId w:val="1002"/>
         </w:numPr>
       </w:pPr>
       <w:r>
@@ -1267,7 +1627,7 @@
         <w:pStyle w:val="Compact"/>
         <w:numPr>
           <w:ilvl w:val="0"/>
-          <w:numId w:val="1003"/>
+          <w:numId w:val="1002"/>
         </w:numPr>
       </w:pPr>
       <w:r>
@@ -1533,9 +1893,6 @@
     <w:abstractNumId w:val="991"/>
   </w:num>
   <w:num w:numId="1002">
-    <w:abstractNumId w:val="991"/>
-  </w:num>
-  <w:num w:numId="1003">
     <w:abstractNumId w:val="991"/>
   </w:num>
 </w:numbering>
